--- a/Dolgozat/Sablon.docx
+++ b/Dolgozat/Sablon.docx
@@ -3582,21 +3582,6 @@
     </w:p>
     <w:p>
       <w:pPr>
-        <w:pStyle w:val="Nyilatkozatalrs"/>
-        <w:ind w:firstLine="634" w:left="3686"/>
-        <w:rPr/>
-      </w:pPr>
-      <w:r>
-        <w:rPr/>
-        <w:t xml:space="preserve">                         </w:t>
-      </w:r>
-      <w:r>
-        <w:rPr/>
-        <w:t>Kővári Bence</w:t>
-      </w:r>
-    </w:p>
-    <w:p>
-      <w:pPr>
         <w:sectPr>
           <w:footerReference w:type="even" r:id="rId3"/>
           <w:footerReference w:type="default" r:id="rId4"/>
@@ -3610,11 +3595,17 @@
           <w:textDirection w:val="lrTb"/>
           <w:docGrid w:type="default" w:linePitch="100" w:charSpace="0"/>
         </w:sectPr>
-        <w:pStyle w:val="Nyilatkozatszveg"/>
-        <w:rPr/>
-      </w:pPr>
-      <w:r>
-        <w:rPr/>
+        <w:pStyle w:val="Nyilatkozatalrs"/>
+        <w:ind w:firstLine="634" w:left="3686"/>
+        <w:rPr/>
+      </w:pPr>
+      <w:r>
+        <w:rPr/>
+        <w:t xml:space="preserve">                         </w:t>
+      </w:r>
+      <w:r>
+        <w:rPr/>
+        <w:t>Kővári Bence</w:t>
       </w:r>
     </w:p>
     <w:p>
@@ -3688,8 +3679,8 @@
         <w:pStyle w:val="Heading1"/>
         <w:rPr/>
       </w:pPr>
-      <w:bookmarkStart w:id="2" w:name="_Toc332797397"/>
-      <w:bookmarkStart w:id="3" w:name="_Toc433184093"/>
+      <w:bookmarkStart w:id="2" w:name="_Toc433184093"/>
+      <w:bookmarkStart w:id="3" w:name="_Toc332797397"/>
       <w:r>
         <w:rPr/>
         <w:t>Bevezetés</w:t>
@@ -3871,8 +3862,8 @@
         <w:pStyle w:val="Heading1"/>
         <w:rPr/>
       </w:pPr>
-      <w:bookmarkStart w:id="7" w:name="_Ref433098505"/>
-      <w:bookmarkStart w:id="8" w:name="_Toc433184097"/>
+      <w:bookmarkStart w:id="7" w:name="_Toc433184097"/>
+      <w:bookmarkStart w:id="8" w:name="_Ref433098505"/>
       <w:r>
         <w:rPr/>
         <w:t>A dolgozat szerkezete</w:t>
@@ -4886,8 +4877,8 @@
         <w:pStyle w:val="Heading3"/>
         <w:rPr/>
       </w:pPr>
-      <w:bookmarkStart w:id="28" w:name="_Ref433103059"/>
-      <w:bookmarkStart w:id="29" w:name="_Toc433184118"/>
+      <w:bookmarkStart w:id="28" w:name="_Toc433184118"/>
+      <w:bookmarkStart w:id="29" w:name="_Ref433103059"/>
       <w:r>
         <w:rPr/>
         <w:t>Technológia megválasztása</w:t>
@@ -5160,9 +5151,9 @@
         <w:pStyle w:val="Heading1"/>
         <w:rPr/>
       </w:pPr>
-      <w:bookmarkStart w:id="30" w:name="_Ref433098485"/>
+      <w:bookmarkStart w:id="30" w:name="_Toc332797398"/>
       <w:bookmarkStart w:id="31" w:name="_Toc433184119"/>
-      <w:bookmarkStart w:id="32" w:name="_Toc332797398"/>
+      <w:bookmarkStart w:id="32" w:name="_Ref433098485"/>
       <w:r>
         <w:rPr/>
         <w:t>Formázási tudnivalók</w:t>
@@ -5388,8 +5379,8 @@
         <w:ind w:firstLine="720" w:left="0"/>
         <w:rPr/>
       </w:pPr>
-      <w:bookmarkStart w:id="35" w:name="_Toc332797399"/>
-      <w:bookmarkStart w:id="36" w:name="_Toc433184122"/>
+      <w:bookmarkStart w:id="35" w:name="_Toc433184122"/>
+      <w:bookmarkStart w:id="36" w:name="_Toc332797399"/>
       <w:r>
         <w:rPr/>
         <w:t>Címsorok</w:t>
@@ -5671,8 +5662,8 @@
         <w:pStyle w:val="Heading3"/>
         <w:rPr/>
       </w:pPr>
-      <w:bookmarkStart w:id="42" w:name="_Ref433104042"/>
-      <w:bookmarkStart w:id="43" w:name="_Toc433184128"/>
+      <w:bookmarkStart w:id="42" w:name="_Toc433184128"/>
+      <w:bookmarkStart w:id="43" w:name="_Ref433104042"/>
       <w:r>
         <w:rPr/>
         <w:t>Külföldi szavak, kifejezések</w:t>
@@ -6027,8 +6018,8 @@
         <w:ind w:firstLine="720" w:left="0"/>
         <w:rPr/>
       </w:pPr>
-      <w:bookmarkStart w:id="46" w:name="_Toc332797400"/>
-      <w:bookmarkStart w:id="47" w:name="_Toc433184131"/>
+      <w:bookmarkStart w:id="46" w:name="_Toc433184131"/>
+      <w:bookmarkStart w:id="47" w:name="_Toc332797400"/>
       <w:r>
         <w:rPr/>
         <w:t>Képek</w:t>
@@ -6583,8 +6574,8 @@
         <w:ind w:firstLine="720" w:left="0"/>
         <w:rPr/>
       </w:pPr>
-      <w:bookmarkStart w:id="53" w:name="_Ref433106519"/>
-      <w:bookmarkStart w:id="54" w:name="_Toc433184135"/>
+      <w:bookmarkStart w:id="53" w:name="_Toc433184135"/>
+      <w:bookmarkStart w:id="54" w:name="_Ref433106519"/>
       <w:r>
         <w:rPr/>
         <w:t>Irodalomhivatkozások</w:t>
@@ -7021,8 +7012,8 @@
         <w:ind w:firstLine="720" w:left="0"/>
         <w:rPr/>
       </w:pPr>
-      <w:bookmarkStart w:id="62" w:name="_Toc433184143"/>
-      <w:bookmarkStart w:id="63" w:name="_Toc332797401"/>
+      <w:bookmarkStart w:id="62" w:name="_Toc332797401"/>
+      <w:bookmarkStart w:id="63" w:name="_Toc433184143"/>
       <w:r>
         <w:rPr/>
         <w:t>Kódrészletek</w:t>
@@ -7587,8 +7578,8 @@
         <w:pStyle w:val="Heading3"/>
         <w:rPr/>
       </w:pPr>
-      <w:bookmarkStart w:id="65" w:name="_Toc332797402"/>
-      <w:bookmarkStart w:id="66" w:name="_Toc433184145"/>
+      <w:bookmarkStart w:id="65" w:name="_Toc433184145"/>
+      <w:bookmarkStart w:id="66" w:name="_Toc332797402"/>
       <w:r>
         <w:rPr/>
         <w:t>Irodalomjegyzék</w:t>
@@ -7676,8 +7667,8 @@
         <w:ind w:firstLine="720" w:left="0"/>
         <w:rPr/>
       </w:pPr>
-      <w:bookmarkStart w:id="67" w:name="_Toc332797403"/>
-      <w:bookmarkStart w:id="68" w:name="_Toc433184146"/>
+      <w:bookmarkStart w:id="67" w:name="_Toc433184146"/>
+      <w:bookmarkStart w:id="68" w:name="_Toc332797403"/>
       <w:r>
         <w:rPr/>
         <w:t>Utolsó simítások</w:t>
@@ -8002,6 +7993,10 @@
               <w:rPr/>
               <w:t>K. Nahtkasztlija, „Az idegen szavak toldalékolása,” június 2009. [Online]. Available: http://www.pcguru.hu/blog/kredenc/az-idegen-szavak-toldalekolasa/5062.</w:t>
             </w:r>
+            <w:r>
+              <w:rPr/>
+              <w:fldChar w:fldCharType="end"/>
+            </w:r>
           </w:p>
         </w:tc>
       </w:tr>
@@ -8013,10 +8008,6 @@
       </w:pPr>
       <w:r>
         <w:rPr/>
-      </w:r>
-      <w:r>
-        <w:rPr/>
-        <w:fldChar w:fldCharType="end"/>
       </w:r>
     </w:p>
     <w:p>
@@ -8210,10 +8201,10 @@
       </w:tblPr>
       <w:tblGrid>
         <w:gridCol w:w="2259"/>
-        <w:gridCol w:w="2436"/>
-        <w:gridCol w:w="2439"/>
-        <w:gridCol w:w="7"/>
-        <w:gridCol w:w="2432"/>
+        <w:gridCol w:w="2435"/>
+        <w:gridCol w:w="2440"/>
+        <w:gridCol w:w="6"/>
+        <w:gridCol w:w="2433"/>
         <w:gridCol w:w="8"/>
       </w:tblGrid>
       <w:tr>
@@ -8260,7 +8251,7 @@
         </w:tc>
         <w:tc>
           <w:tcPr>
-            <w:tcW w:w="2436" w:type="dxa"/>
+            <w:tcW w:w="2435" w:type="dxa"/>
             <w:tcBorders>
               <w:bottom w:val="double" w:sz="4" w:space="0" w:color="000000"/>
             </w:tcBorders>
@@ -8299,7 +8290,7 @@
         </w:tc>
         <w:tc>
           <w:tcPr>
-            <w:tcW w:w="2439" w:type="dxa"/>
+            <w:tcW w:w="2440" w:type="dxa"/>
             <w:tcBorders>
               <w:bottom w:val="double" w:sz="4" w:space="0" w:color="000000"/>
             </w:tcBorders>
@@ -8484,7 +8475,7 @@
         </w:tc>
         <w:tc>
           <w:tcPr>
-            <w:tcW w:w="2436" w:type="dxa"/>
+            <w:tcW w:w="2435" w:type="dxa"/>
             <w:tcBorders>
               <w:top w:val="double" w:sz="4" w:space="0" w:color="000000"/>
             </w:tcBorders>
@@ -8516,7 +8507,7 @@
         </w:tc>
         <w:tc>
           <w:tcPr>
-            <w:tcW w:w="2439" w:type="dxa"/>
+            <w:tcW w:w="2440" w:type="dxa"/>
             <w:tcBorders>
               <w:top w:val="double" w:sz="4" w:space="0" w:color="000000"/>
             </w:tcBorders>
@@ -8760,7 +8751,7 @@
         </w:tc>
         <w:tc>
           <w:tcPr>
-            <w:tcW w:w="2436" w:type="dxa"/>
+            <w:tcW w:w="2435" w:type="dxa"/>
             <w:tcBorders>
               <w:top w:val="double" w:sz="4" w:space="0" w:color="000000"/>
             </w:tcBorders>
@@ -8792,7 +8783,7 @@
         </w:tc>
         <w:tc>
           <w:tcPr>
-            <w:tcW w:w="2439" w:type="dxa"/>
+            <w:tcW w:w="2440" w:type="dxa"/>
             <w:tcBorders>
               <w:top w:val="double" w:sz="4" w:space="0" w:color="000000"/>
             </w:tcBorders>
@@ -9036,7 +9027,7 @@
         </w:tc>
         <w:tc>
           <w:tcPr>
-            <w:tcW w:w="2436" w:type="dxa"/>
+            <w:tcW w:w="2435" w:type="dxa"/>
             <w:tcBorders>
               <w:top w:val="double" w:sz="4" w:space="0" w:color="000000"/>
             </w:tcBorders>
@@ -9068,7 +9059,7 @@
         </w:tc>
         <w:tc>
           <w:tcPr>
-            <w:tcW w:w="2439" w:type="dxa"/>
+            <w:tcW w:w="2440" w:type="dxa"/>
             <w:tcBorders>
               <w:top w:val="double" w:sz="4" w:space="0" w:color="000000"/>
             </w:tcBorders>
@@ -9312,7 +9303,7 @@
         </w:tc>
         <w:tc>
           <w:tcPr>
-            <w:tcW w:w="2436" w:type="dxa"/>
+            <w:tcW w:w="2435" w:type="dxa"/>
             <w:tcBorders>
               <w:top w:val="double" w:sz="4" w:space="0" w:color="000000"/>
             </w:tcBorders>
@@ -9344,7 +9335,7 @@
         </w:tc>
         <w:tc>
           <w:tcPr>
-            <w:tcW w:w="2439" w:type="dxa"/>
+            <w:tcW w:w="2440" w:type="dxa"/>
             <w:tcBorders>
               <w:top w:val="double" w:sz="4" w:space="0" w:color="000000"/>
             </w:tcBorders>
@@ -9588,7 +9579,7 @@
         </w:tc>
         <w:tc>
           <w:tcPr>
-            <w:tcW w:w="2436" w:type="dxa"/>
+            <w:tcW w:w="2435" w:type="dxa"/>
             <w:tcBorders>
               <w:top w:val="double" w:sz="4" w:space="0" w:color="000000"/>
             </w:tcBorders>
@@ -9620,7 +9611,7 @@
         </w:tc>
         <w:tc>
           <w:tcPr>
-            <w:tcW w:w="2439" w:type="dxa"/>
+            <w:tcW w:w="2440" w:type="dxa"/>
             <w:tcBorders>
               <w:top w:val="double" w:sz="4" w:space="0" w:color="000000"/>
             </w:tcBorders>
@@ -9864,7 +9855,7 @@
         </w:tc>
         <w:tc>
           <w:tcPr>
-            <w:tcW w:w="2436" w:type="dxa"/>
+            <w:tcW w:w="2435" w:type="dxa"/>
             <w:tcBorders>
               <w:top w:val="double" w:sz="4" w:space="0" w:color="000000"/>
             </w:tcBorders>
@@ -9896,7 +9887,7 @@
         </w:tc>
         <w:tc>
           <w:tcPr>
-            <w:tcW w:w="2439" w:type="dxa"/>
+            <w:tcW w:w="2440" w:type="dxa"/>
             <w:tcBorders>
               <w:top w:val="double" w:sz="4" w:space="0" w:color="000000"/>
             </w:tcBorders>
@@ -10140,7 +10131,7 @@
         </w:tc>
         <w:tc>
           <w:tcPr>
-            <w:tcW w:w="2436" w:type="dxa"/>
+            <w:tcW w:w="2435" w:type="dxa"/>
             <w:tcBorders>
               <w:top w:val="double" w:sz="4" w:space="0" w:color="000000"/>
             </w:tcBorders>
@@ -10172,7 +10163,7 @@
         </w:tc>
         <w:tc>
           <w:tcPr>
-            <w:tcW w:w="2439" w:type="dxa"/>
+            <w:tcW w:w="2440" w:type="dxa"/>
             <w:tcBorders>
               <w:top w:val="double" w:sz="4" w:space="0" w:color="000000"/>
             </w:tcBorders>
@@ -10416,7 +10407,7 @@
         </w:tc>
         <w:tc>
           <w:tcPr>
-            <w:tcW w:w="2436" w:type="dxa"/>
+            <w:tcW w:w="2435" w:type="dxa"/>
             <w:tcBorders>
               <w:top w:val="double" w:sz="4" w:space="0" w:color="000000"/>
             </w:tcBorders>
@@ -10448,7 +10439,7 @@
         </w:tc>
         <w:tc>
           <w:tcPr>
-            <w:tcW w:w="2439" w:type="dxa"/>
+            <w:tcW w:w="2440" w:type="dxa"/>
             <w:tcBorders>
               <w:top w:val="double" w:sz="4" w:space="0" w:color="000000"/>
             </w:tcBorders>
@@ -10692,7 +10683,7 @@
         </w:tc>
         <w:tc>
           <w:tcPr>
-            <w:tcW w:w="2436" w:type="dxa"/>
+            <w:tcW w:w="2435" w:type="dxa"/>
             <w:tcBorders>
               <w:top w:val="double" w:sz="4" w:space="0" w:color="000000"/>
             </w:tcBorders>
@@ -10724,7 +10715,7 @@
         </w:tc>
         <w:tc>
           <w:tcPr>
-            <w:tcW w:w="2439" w:type="dxa"/>
+            <w:tcW w:w="2440" w:type="dxa"/>
             <w:tcBorders>
               <w:top w:val="double" w:sz="4" w:space="0" w:color="000000"/>
             </w:tcBorders>
@@ -10933,7 +10924,7 @@
         </w:trPr>
         <w:tc>
           <w:tcPr>
-            <w:tcW w:w="7141" w:type="dxa"/>
+            <w:tcW w:w="7140" w:type="dxa"/>
             <w:gridSpan w:val="4"/>
             <w:tcBorders>
               <w:top w:val="double" w:sz="4" w:space="0" w:color="000000"/>
@@ -10973,7 +10964,7 @@
         </w:tc>
         <w:tc>
           <w:tcPr>
-            <w:tcW w:w="2440" w:type="dxa"/>
+            <w:tcW w:w="2441" w:type="dxa"/>
             <w:gridSpan w:val="2"/>
             <w:tcBorders>
               <w:top w:val="double" w:sz="4" w:space="0" w:color="000000"/>
@@ -11206,12 +11197,6 @@
         <w:rStyle w:val="PageNumber"/>
       </w:rPr>
       <w:fldChar w:fldCharType="end"/>
-    </w:r>
-    <w:r>
-      <w:rPr>
-        <w:rStyle w:val="PageNumber"/>
-      </w:rPr>
-      <w:t>Sablon copy</w:t>
     </w:r>
   </w:p>
 </w:ftr>
@@ -12795,7 +12780,9 @@
   <w:style w:type="character" w:styleId="EndnoteCharacters">
     <w:name w:val="Endnote Characters"/>
     <w:qFormat/>
-    <w:rPr/>
+    <w:rPr>
+      <w:vertAlign w:val="superscript"/>
+    </w:rPr>
   </w:style>
   <w:style w:type="character" w:styleId="EndnoteReference">
     <w:name w:val="Endnote Reference"/>
